--- a/CMPM2_NguyenThanhViet_Buoi7.docx
+++ b/CMPM2_NguyenThanhViet_Buoi7.docx
@@ -468,6 +468,520 @@
               <w:t>Góp phần chuyển đổi số trong lĩnh vực quản lý dược phẩm, giúp minh bạch và hiện đại hóa hệ thống y tế.</w:t>
             </w:r>
           </w:p>
+          <w:p>
+            <w:pPr>
+              <w:rPr>
+                <w:rFonts w:ascii="Times New Roman" w:hAnsi="Times New Roman" w:cs="Times New Roman"/>
+                <w:sz w:val="26"/>
+                <w:szCs w:val="26"/>
+                <w:lang w:val="en-US"/>
+              </w:rPr>
+            </w:pPr>
+            <w:r>
+              <w:rPr>
+                <w:rFonts w:ascii="Times New Roman" w:hAnsi="Times New Roman" w:cs="Times New Roman"/>
+                <w:sz w:val="26"/>
+                <w:szCs w:val="26"/>
+                <w:lang w:val="en-US"/>
+              </w:rPr>
+              <w:t xml:space="preserve">- </w:t>
+            </w:r>
+            <w:r>
+              <w:rPr>
+                <w:rFonts w:ascii="Times New Roman" w:hAnsi="Times New Roman" w:cs="Times New Roman"/>
+                <w:sz w:val="26"/>
+                <w:szCs w:val="26"/>
+              </w:rPr>
+              <w:t>Kiểm soát chất lượng và hạn dùng nghiêm ngặt: Cung cấp chức năng quản lý chi tiết từng Lô thuốc (LoThuoc) và Dashboard hiển thị cảnh báo tức thời về các lô thuốc đã quá hạn hoặc sắp hết hạn (trong vòng 60 ngày).</w:t>
+            </w:r>
+          </w:p>
+          <w:p>
+            <w:pPr>
+              <w:rPr>
+                <w:rFonts w:ascii="Times New Roman" w:hAnsi="Times New Roman" w:cs="Times New Roman"/>
+                <w:sz w:val="26"/>
+                <w:szCs w:val="26"/>
+                <w:lang w:val="en-US"/>
+              </w:rPr>
+            </w:pPr>
+            <w:r>
+              <w:rPr>
+                <w:rFonts w:ascii="Times New Roman" w:hAnsi="Times New Roman" w:cs="Times New Roman"/>
+                <w:sz w:val="26"/>
+                <w:szCs w:val="26"/>
+                <w:lang w:val="en-US"/>
+              </w:rPr>
+              <w:t xml:space="preserve">- </w:t>
+            </w:r>
+            <w:r>
+              <w:rPr>
+                <w:rFonts w:ascii="Times New Roman" w:hAnsi="Times New Roman" w:cs="Times New Roman"/>
+                <w:sz w:val="26"/>
+                <w:szCs w:val="26"/>
+              </w:rPr>
+              <w:t>Nâng cao tính minh bạch và trách nhiệm giải trình: Mọi thao tác Nhập/Xuất kho đều được ghi lại bằng Phiếu Kho, kèm theo thông tin người lập phiếu, đồng thời phân quyền rõ ràng giữa Quản trị viên (ADMIN) và Nhân viên kho (STAFF) để kiểm soát truy cập.</w:t>
+            </w:r>
+          </w:p>
+        </w:tc>
+      </w:tr>
+    </w:tbl>
+    <w:p>
+      <w:pPr>
+        <w:rPr>
+          <w:rFonts w:ascii="Times New Roman" w:hAnsi="Times New Roman" w:cs="Times New Roman"/>
+          <w:sz w:val="26"/>
+          <w:szCs w:val="26"/>
+          <w:lang w:val="en-US"/>
+        </w:rPr>
+      </w:pPr>
+    </w:p>
+    <w:p>
+      <w:pPr>
+        <w:rPr>
+          <w:rFonts w:ascii="Times New Roman" w:hAnsi="Times New Roman" w:cs="Times New Roman"/>
+          <w:sz w:val="26"/>
+          <w:szCs w:val="26"/>
+          <w:lang w:val="en-US"/>
+        </w:rPr>
+      </w:pPr>
+      <w:r>
+        <w:rPr>
+          <w:rFonts w:ascii="Times New Roman" w:hAnsi="Times New Roman" w:cs="Times New Roman"/>
+          <w:sz w:val="26"/>
+          <w:szCs w:val="26"/>
+          <w:lang w:val="en-US"/>
+        </w:rPr>
+        <w:br w:type="page"/>
+      </w:r>
+    </w:p>
+    <w:p>
+      <w:pPr>
+        <w:rPr>
+          <w:rFonts w:ascii="Times New Roman" w:hAnsi="Times New Roman" w:cs="Times New Roman"/>
+          <w:sz w:val="26"/>
+          <w:szCs w:val="26"/>
+          <w:lang w:val="en-US"/>
+        </w:rPr>
+      </w:pPr>
+    </w:p>
+    <w:tbl>
+      <w:tblPr>
+        <w:tblStyle w:val="TableGrid"/>
+        <w:tblW w:w="0" w:type="auto"/>
+        <w:tblLook w:val="04A0" w:firstRow="1" w:lastRow="0" w:firstColumn="1" w:lastColumn="0" w:noHBand="0" w:noVBand="1"/>
+      </w:tblPr>
+      <w:tblGrid>
+        <w:gridCol w:w="9016"/>
+      </w:tblGrid>
+      <w:tr>
+        <w:tc>
+          <w:tcPr>
+            <w:tcW w:w="9016" w:type="dxa"/>
+          </w:tcPr>
+          <w:p>
+            <w:pPr>
+              <w:rPr>
+                <w:rFonts w:ascii="Times New Roman" w:hAnsi="Times New Roman" w:cs="Times New Roman"/>
+                <w:sz w:val="26"/>
+                <w:szCs w:val="26"/>
+                <w:lang w:val="en-US"/>
+              </w:rPr>
+            </w:pPr>
+            <w:r>
+              <w:rPr>
+                <w:rFonts w:ascii="Times New Roman" w:hAnsi="Times New Roman" w:cs="Times New Roman"/>
+                <w:sz w:val="26"/>
+                <w:szCs w:val="26"/>
+              </w:rPr>
+              <w:t>3.0 – MỤC TIÊU DỰ ÁN</w:t>
+            </w:r>
+          </w:p>
+        </w:tc>
+      </w:tr>
+      <w:tr>
+        <w:tc>
+          <w:tcPr>
+            <w:tcW w:w="9016" w:type="dxa"/>
+          </w:tcPr>
+          <w:p>
+            <w:pPr>
+              <w:rPr>
+                <w:rFonts w:ascii="Times New Roman" w:hAnsi="Times New Roman" w:cs="Times New Roman"/>
+                <w:sz w:val="26"/>
+                <w:szCs w:val="26"/>
+                <w:lang w:val="en-US"/>
+              </w:rPr>
+            </w:pPr>
+            <w:r>
+              <w:rPr>
+                <w:rFonts w:ascii="Times New Roman" w:hAnsi="Times New Roman" w:cs="Times New Roman"/>
+                <w:sz w:val="26"/>
+                <w:szCs w:val="26"/>
+                <w:lang w:val="en-US"/>
+              </w:rPr>
+              <w:t xml:space="preserve">- </w:t>
+            </w:r>
+            <w:r>
+              <w:rPr>
+                <w:rFonts w:ascii="Times New Roman" w:hAnsi="Times New Roman" w:cs="Times New Roman"/>
+                <w:sz w:val="26"/>
+                <w:szCs w:val="26"/>
+              </w:rPr>
+              <w:t>Xây dựng hệ thống phần mềm quản lý kho dược phẩm đáp ứng tiêu chuẩn GSP, đảm bảo an toàn, chất lượng và truy xuất nguồn gốc thuốc.</w:t>
+            </w:r>
+          </w:p>
+          <w:p>
+            <w:pPr>
+              <w:rPr>
+                <w:rFonts w:ascii="Times New Roman" w:hAnsi="Times New Roman" w:cs="Times New Roman"/>
+                <w:sz w:val="26"/>
+                <w:szCs w:val="26"/>
+                <w:lang w:val="en-US"/>
+              </w:rPr>
+            </w:pPr>
+            <w:r>
+              <w:rPr>
+                <w:rFonts w:ascii="Times New Roman" w:hAnsi="Times New Roman" w:cs="Times New Roman"/>
+                <w:sz w:val="26"/>
+                <w:szCs w:val="26"/>
+                <w:lang w:val="en-US"/>
+              </w:rPr>
+              <w:t xml:space="preserve">- </w:t>
+            </w:r>
+            <w:r>
+              <w:rPr>
+                <w:rFonts w:ascii="Times New Roman" w:hAnsi="Times New Roman" w:cs="Times New Roman"/>
+                <w:sz w:val="26"/>
+                <w:szCs w:val="26"/>
+              </w:rPr>
+              <w:t>Góp phần vào công cuộc chuyển đổi số trong lĩnh vực quản lý dược phẩm, phù hợp định hướng phát triển ngành Y tế.</w:t>
+            </w:r>
+          </w:p>
+          <w:p>
+            <w:pPr>
+              <w:rPr>
+                <w:rFonts w:ascii="Times New Roman" w:hAnsi="Times New Roman" w:cs="Times New Roman"/>
+                <w:sz w:val="26"/>
+                <w:szCs w:val="26"/>
+                <w:lang w:val="en-US"/>
+              </w:rPr>
+            </w:pPr>
+            <w:r>
+              <w:rPr>
+                <w:rFonts w:ascii="Times New Roman" w:hAnsi="Times New Roman" w:cs="Times New Roman"/>
+                <w:sz w:val="26"/>
+                <w:szCs w:val="26"/>
+                <w:lang w:val="en-US"/>
+              </w:rPr>
+              <w:t xml:space="preserve">- </w:t>
+            </w:r>
+            <w:r>
+              <w:rPr>
+                <w:rFonts w:ascii="Times New Roman" w:hAnsi="Times New Roman" w:cs="Times New Roman"/>
+                <w:b/>
+                <w:bCs/>
+                <w:sz w:val="26"/>
+                <w:szCs w:val="26"/>
+              </w:rPr>
+              <w:t>Nâng cao hiệu quả kiểm soát tồn kho</w:t>
+            </w:r>
+            <w:r>
+              <w:rPr>
+                <w:rFonts w:ascii="Times New Roman" w:hAnsi="Times New Roman" w:cs="Times New Roman"/>
+                <w:sz w:val="26"/>
+                <w:szCs w:val="26"/>
+              </w:rPr>
+              <w:t>, giảm thiểu thất thoát và lãng phí do thuốc hết hạn sử dụng.</w:t>
+            </w:r>
+          </w:p>
+          <w:p>
+            <w:pPr>
+              <w:rPr>
+                <w:rFonts w:ascii="Times New Roman" w:hAnsi="Times New Roman" w:cs="Times New Roman"/>
+                <w:sz w:val="26"/>
+                <w:szCs w:val="26"/>
+                <w:lang w:val="en-US"/>
+              </w:rPr>
+            </w:pPr>
+            <w:r>
+              <w:rPr>
+                <w:rFonts w:ascii="Times New Roman" w:hAnsi="Times New Roman" w:cs="Times New Roman"/>
+                <w:sz w:val="26"/>
+                <w:szCs w:val="26"/>
+                <w:lang w:val="en-US"/>
+              </w:rPr>
+              <w:t xml:space="preserve">- </w:t>
+            </w:r>
+            <w:r>
+              <w:rPr>
+                <w:rFonts w:ascii="Times New Roman" w:hAnsi="Times New Roman" w:cs="Times New Roman"/>
+                <w:sz w:val="26"/>
+                <w:szCs w:val="26"/>
+              </w:rPr>
+              <w:t xml:space="preserve">Cung cấp tính năng </w:t>
+            </w:r>
+            <w:r>
+              <w:rPr>
+                <w:rFonts w:ascii="Times New Roman" w:hAnsi="Times New Roman" w:cs="Times New Roman"/>
+                <w:b/>
+                <w:bCs/>
+                <w:sz w:val="26"/>
+                <w:szCs w:val="26"/>
+              </w:rPr>
+              <w:t>Cảnh báo hạn dùng</w:t>
+            </w:r>
+            <w:r>
+              <w:rPr>
+                <w:rFonts w:ascii="Times New Roman" w:hAnsi="Times New Roman" w:cs="Times New Roman"/>
+                <w:sz w:val="26"/>
+                <w:szCs w:val="26"/>
+              </w:rPr>
+              <w:t xml:space="preserve"> trên Dashboard, tự động xác định các lô thuốc bị </w:t>
+            </w:r>
+            <w:r>
+              <w:rPr>
+                <w:rFonts w:ascii="Times New Roman" w:hAnsi="Times New Roman" w:cs="Times New Roman"/>
+                <w:b/>
+                <w:bCs/>
+                <w:sz w:val="26"/>
+                <w:szCs w:val="26"/>
+              </w:rPr>
+              <w:t>quá hạn</w:t>
+            </w:r>
+            <w:r>
+              <w:rPr>
+                <w:rFonts w:ascii="Times New Roman" w:hAnsi="Times New Roman" w:cs="Times New Roman"/>
+                <w:sz w:val="26"/>
+                <w:szCs w:val="26"/>
+              </w:rPr>
+              <w:t xml:space="preserve"> và </w:t>
+            </w:r>
+            <w:r>
+              <w:rPr>
+                <w:rFonts w:ascii="Times New Roman" w:hAnsi="Times New Roman" w:cs="Times New Roman"/>
+                <w:b/>
+                <w:bCs/>
+                <w:sz w:val="26"/>
+                <w:szCs w:val="26"/>
+              </w:rPr>
+              <w:t>sắp hết hạn</w:t>
+            </w:r>
+            <w:r>
+              <w:rPr>
+                <w:rFonts w:ascii="Times New Roman" w:hAnsi="Times New Roman" w:cs="Times New Roman"/>
+                <w:sz w:val="26"/>
+                <w:szCs w:val="26"/>
+              </w:rPr>
+              <w:t xml:space="preserve"> (trong 60 ngày), giúp nhân viên kho đưa ra quyết định kịp thời.</w:t>
+            </w:r>
+          </w:p>
+          <w:p>
+            <w:pPr>
+              <w:rPr>
+                <w:rFonts w:ascii="Times New Roman" w:hAnsi="Times New Roman" w:cs="Times New Roman"/>
+                <w:sz w:val="26"/>
+                <w:szCs w:val="26"/>
+                <w:lang w:val="en-US"/>
+              </w:rPr>
+            </w:pPr>
+            <w:r>
+              <w:rPr>
+                <w:rFonts w:ascii="Times New Roman" w:hAnsi="Times New Roman" w:cs="Times New Roman"/>
+                <w:sz w:val="26"/>
+                <w:szCs w:val="26"/>
+                <w:lang w:val="en-US"/>
+              </w:rPr>
+              <w:t xml:space="preserve">- </w:t>
+            </w:r>
+            <w:r>
+              <w:rPr>
+                <w:rFonts w:ascii="Times New Roman" w:hAnsi="Times New Roman" w:cs="Times New Roman"/>
+                <w:sz w:val="26"/>
+                <w:szCs w:val="26"/>
+              </w:rPr>
+              <w:t xml:space="preserve">Xây dựng quy trình </w:t>
+            </w:r>
+            <w:r>
+              <w:rPr>
+                <w:rFonts w:ascii="Times New Roman" w:hAnsi="Times New Roman" w:cs="Times New Roman"/>
+                <w:b/>
+                <w:bCs/>
+                <w:sz w:val="26"/>
+                <w:szCs w:val="26"/>
+              </w:rPr>
+              <w:t>Nhập/Xuất kho</w:t>
+            </w:r>
+            <w:r>
+              <w:rPr>
+                <w:rFonts w:ascii="Times New Roman" w:hAnsi="Times New Roman" w:cs="Times New Roman"/>
+                <w:sz w:val="26"/>
+                <w:szCs w:val="26"/>
+              </w:rPr>
+              <w:t xml:space="preserve">, cho phép </w:t>
+            </w:r>
+            <w:r>
+              <w:rPr>
+                <w:rFonts w:ascii="Times New Roman" w:hAnsi="Times New Roman" w:cs="Times New Roman"/>
+                <w:b/>
+                <w:bCs/>
+                <w:sz w:val="26"/>
+                <w:szCs w:val="26"/>
+              </w:rPr>
+              <w:t>quản lý chi tiết theo Lô</w:t>
+            </w:r>
+            <w:r>
+              <w:rPr>
+                <w:rFonts w:ascii="Times New Roman" w:hAnsi="Times New Roman" w:cs="Times New Roman"/>
+                <w:sz w:val="26"/>
+                <w:szCs w:val="26"/>
+              </w:rPr>
+              <w:t xml:space="preserve"> (LoThuoc) bao gồm số lô, hạn dùng, và giá nhập.</w:t>
+            </w:r>
+          </w:p>
+          <w:p>
+            <w:pPr>
+              <w:rPr>
+                <w:rFonts w:ascii="Times New Roman" w:hAnsi="Times New Roman" w:cs="Times New Roman"/>
+                <w:sz w:val="26"/>
+                <w:szCs w:val="26"/>
+                <w:lang w:val="en-US"/>
+              </w:rPr>
+            </w:pPr>
+            <w:r>
+              <w:rPr>
+                <w:rFonts w:ascii="Times New Roman" w:hAnsi="Times New Roman" w:cs="Times New Roman"/>
+                <w:sz w:val="26"/>
+                <w:szCs w:val="26"/>
+                <w:lang w:val="en-US"/>
+              </w:rPr>
+              <w:t xml:space="preserve">- </w:t>
+            </w:r>
+            <w:r>
+              <w:rPr>
+                <w:rFonts w:ascii="Times New Roman" w:hAnsi="Times New Roman" w:cs="Times New Roman"/>
+                <w:sz w:val="26"/>
+                <w:szCs w:val="26"/>
+              </w:rPr>
+              <w:t xml:space="preserve">Cung cấp báo cáo </w:t>
+            </w:r>
+            <w:r>
+              <w:rPr>
+                <w:rFonts w:ascii="Times New Roman" w:hAnsi="Times New Roman" w:cs="Times New Roman"/>
+                <w:b/>
+                <w:bCs/>
+                <w:sz w:val="26"/>
+                <w:szCs w:val="26"/>
+              </w:rPr>
+              <w:t>Tổng tồn kho theo thuốc</w:t>
+            </w:r>
+            <w:r>
+              <w:rPr>
+                <w:rFonts w:ascii="Times New Roman" w:hAnsi="Times New Roman" w:cs="Times New Roman"/>
+                <w:sz w:val="26"/>
+                <w:szCs w:val="26"/>
+              </w:rPr>
+              <w:t xml:space="preserve"> và </w:t>
+            </w:r>
+            <w:r>
+              <w:rPr>
+                <w:rFonts w:ascii="Times New Roman" w:hAnsi="Times New Roman" w:cs="Times New Roman"/>
+                <w:b/>
+                <w:bCs/>
+                <w:sz w:val="26"/>
+                <w:szCs w:val="26"/>
+              </w:rPr>
+              <w:t>Danh sách lô thuốc chi tiết</w:t>
+            </w:r>
+            <w:r>
+              <w:rPr>
+                <w:rFonts w:ascii="Times New Roman" w:hAnsi="Times New Roman" w:cs="Times New Roman"/>
+                <w:sz w:val="26"/>
+                <w:szCs w:val="26"/>
+              </w:rPr>
+              <w:t xml:space="preserve"> để hỗ trợ kiểm kê định kỳ và đối chiếu số liệu.</w:t>
+            </w:r>
+          </w:p>
+          <w:p>
+            <w:pPr>
+              <w:rPr>
+                <w:rFonts w:ascii="Times New Roman" w:hAnsi="Times New Roman" w:cs="Times New Roman"/>
+                <w:sz w:val="26"/>
+                <w:szCs w:val="26"/>
+                <w:lang w:val="en-US"/>
+              </w:rPr>
+            </w:pPr>
+            <w:r>
+              <w:rPr>
+                <w:rFonts w:ascii="Times New Roman" w:hAnsi="Times New Roman" w:cs="Times New Roman"/>
+                <w:sz w:val="26"/>
+                <w:szCs w:val="26"/>
+                <w:lang w:val="en-US"/>
+              </w:rPr>
+              <w:t>-</w:t>
+            </w:r>
+            <w:r>
+              <w:rPr>
+                <w:rFonts w:ascii="Times New Roman" w:hAnsi="Times New Roman" w:cs="Times New Roman"/>
+                <w:sz w:val="26"/>
+                <w:szCs w:val="26"/>
+              </w:rPr>
+              <w:t xml:space="preserve">Thiết lập </w:t>
+            </w:r>
+            <w:r>
+              <w:rPr>
+                <w:rFonts w:ascii="Times New Roman" w:hAnsi="Times New Roman" w:cs="Times New Roman"/>
+                <w:b/>
+                <w:bCs/>
+                <w:sz w:val="26"/>
+                <w:szCs w:val="26"/>
+              </w:rPr>
+              <w:t>phân quyền rõ ràng</w:t>
+            </w:r>
+            <w:r>
+              <w:rPr>
+                <w:rFonts w:ascii="Times New Roman" w:hAnsi="Times New Roman" w:cs="Times New Roman"/>
+                <w:sz w:val="26"/>
+                <w:szCs w:val="26"/>
+              </w:rPr>
+              <w:t xml:space="preserve"> cho hai nhóm người dùng chính là </w:t>
+            </w:r>
+            <w:r>
+              <w:rPr>
+                <w:rFonts w:ascii="Times New Roman" w:hAnsi="Times New Roman" w:cs="Times New Roman"/>
+                <w:b/>
+                <w:bCs/>
+                <w:sz w:val="26"/>
+                <w:szCs w:val="26"/>
+              </w:rPr>
+              <w:t>ADMIN</w:t>
+            </w:r>
+            <w:r>
+              <w:rPr>
+                <w:rFonts w:ascii="Times New Roman" w:hAnsi="Times New Roman" w:cs="Times New Roman"/>
+                <w:sz w:val="26"/>
+                <w:szCs w:val="26"/>
+              </w:rPr>
+              <w:t xml:space="preserve"> (Quản lý hệ thống, Quản lý người dùng, Thuốc, Xóa phiếu) và </w:t>
+            </w:r>
+            <w:r>
+              <w:rPr>
+                <w:rFonts w:ascii="Times New Roman" w:hAnsi="Times New Roman" w:cs="Times New Roman"/>
+                <w:b/>
+                <w:bCs/>
+                <w:sz w:val="26"/>
+                <w:szCs w:val="26"/>
+              </w:rPr>
+              <w:t>STAFF</w:t>
+            </w:r>
+            <w:r>
+              <w:rPr>
+                <w:rFonts w:ascii="Times New Roman" w:hAnsi="Times New Roman" w:cs="Times New Roman"/>
+                <w:sz w:val="26"/>
+                <w:szCs w:val="26"/>
+              </w:rPr>
+              <w:t xml:space="preserve"> (Nhập/Xuất kho, Xem phiếu).</w:t>
+            </w:r>
+          </w:p>
         </w:tc>
       </w:tr>
     </w:tbl>
@@ -510,7 +1024,7 @@
                 <w:sz w:val="26"/>
                 <w:szCs w:val="26"/>
               </w:rPr>
-              <w:t>3.0 – MỤC TIÊU DỰ ÁN</w:t>
+              <w:t>4.0 – PHẠM VI DỰ ÁN</w:t>
             </w:r>
           </w:p>
         </w:tc>
@@ -544,7 +1058,60 @@
                 <w:sz w:val="26"/>
                 <w:szCs w:val="26"/>
               </w:rPr>
-              <w:t>Xây dựng hệ thống phần mềm quản lý kho dược phẩm đáp ứng tiêu chuẩn GSP, đảm bảo an toàn, chất lượng và truy xuất nguồn gốc thuốc.</w:t>
+              <w:t>Quản trị Người dùng và Phân quyền (ADMIN):</w:t>
+            </w:r>
+            <w:r>
+              <w:rPr>
+                <w:rFonts w:ascii="Times New Roman" w:hAnsi="Times New Roman" w:cs="Times New Roman"/>
+                <w:sz w:val="26"/>
+                <w:szCs w:val="26"/>
+                <w:lang w:val="en-US"/>
+              </w:rPr>
+              <w:t xml:space="preserve"> </w:t>
+            </w:r>
+            <w:r>
+              <w:rPr>
+                <w:rFonts w:ascii="Times New Roman" w:hAnsi="Times New Roman" w:cs="Times New Roman"/>
+                <w:sz w:val="26"/>
+                <w:szCs w:val="26"/>
+              </w:rPr>
+              <w:t xml:space="preserve">Hệ thống cho phép quản lý tài khoản người dùng, bao gồm tạo, sửa, xóa, khóa/mở khóa; xác thực đăng nhập bằng JWT và phân quyền theo vai trò (ADMIN, STAFF) để đảm bảo an toàn truy </w:t>
+            </w:r>
+            <w:proofErr w:type="gramStart"/>
+            <w:r>
+              <w:rPr>
+                <w:rFonts w:ascii="Times New Roman" w:hAnsi="Times New Roman" w:cs="Times New Roman"/>
+                <w:sz w:val="26"/>
+                <w:szCs w:val="26"/>
+              </w:rPr>
+              <w:t>cập.</w:t>
+            </w:r>
+            <w:r>
+              <w:rPr>
+                <w:rFonts w:ascii="Times New Roman" w:hAnsi="Times New Roman" w:cs="Times New Roman"/>
+                <w:sz w:val="26"/>
+                <w:szCs w:val="26"/>
+                <w:lang w:val="en-US"/>
+              </w:rPr>
+              <w:t>-</w:t>
+            </w:r>
+            <w:proofErr w:type="gramEnd"/>
+            <w:r>
+              <w:rPr>
+                <w:rFonts w:ascii="Times New Roman" w:hAnsi="Times New Roman" w:cs="Times New Roman"/>
+                <w:sz w:val="26"/>
+                <w:szCs w:val="26"/>
+                <w:lang w:val="en-US"/>
+              </w:rPr>
+              <w:t xml:space="preserve"> </w:t>
+            </w:r>
+            <w:r>
+              <w:rPr>
+                <w:rFonts w:ascii="Times New Roman" w:hAnsi="Times New Roman" w:cs="Times New Roman"/>
+                <w:sz w:val="26"/>
+                <w:szCs w:val="26"/>
+              </w:rPr>
+              <w:t>Quản lý Danh mục Thuốc</w:t>
             </w:r>
           </w:p>
           <w:p>
@@ -571,61 +1138,26 @@
                 <w:sz w:val="26"/>
                 <w:szCs w:val="26"/>
               </w:rPr>
-              <w:t>Góp phần vào công cuộc chuyển đổi số trong lĩnh vực quản lý dược phẩm, phù hợp định hướng phát triển ngành Y tế.</w:t>
-            </w:r>
-          </w:p>
-        </w:tc>
-      </w:tr>
-    </w:tbl>
-    <w:p>
-      <w:pPr>
-        <w:rPr>
-          <w:rFonts w:ascii="Times New Roman" w:hAnsi="Times New Roman" w:cs="Times New Roman"/>
-          <w:sz w:val="26"/>
-          <w:szCs w:val="26"/>
-          <w:lang w:val="en-US"/>
-        </w:rPr>
-      </w:pPr>
-    </w:p>
-    <w:tbl>
-      <w:tblPr>
-        <w:tblStyle w:val="TableGrid"/>
-        <w:tblW w:w="0" w:type="auto"/>
-        <w:tblLook w:val="04A0" w:firstRow="1" w:lastRow="0" w:firstColumn="1" w:lastColumn="0" w:noHBand="0" w:noVBand="1"/>
-      </w:tblPr>
-      <w:tblGrid>
-        <w:gridCol w:w="9016"/>
-      </w:tblGrid>
-      <w:tr>
-        <w:tc>
-          <w:tcPr>
-            <w:tcW w:w="9016" w:type="dxa"/>
-          </w:tcPr>
-          <w:p>
-            <w:pPr>
-              <w:rPr>
-                <w:rFonts w:ascii="Times New Roman" w:hAnsi="Times New Roman" w:cs="Times New Roman"/>
-                <w:sz w:val="26"/>
-                <w:szCs w:val="26"/>
-                <w:lang w:val="en-US"/>
-              </w:rPr>
-            </w:pPr>
-            <w:r>
-              <w:rPr>
-                <w:rFonts w:ascii="Times New Roman" w:hAnsi="Times New Roman" w:cs="Times New Roman"/>
-                <w:sz w:val="26"/>
-                <w:szCs w:val="26"/>
-              </w:rPr>
-              <w:t>4.0 – PHẠM VI DỰ ÁN</w:t>
-            </w:r>
-          </w:p>
-        </w:tc>
-      </w:tr>
-      <w:tr>
-        <w:tc>
-          <w:tcPr>
-            <w:tcW w:w="9016" w:type="dxa"/>
-          </w:tcPr>
+              <w:t>Quản lý Danh mục Thuốc:</w:t>
+            </w:r>
+            <w:r>
+              <w:rPr>
+                <w:rFonts w:ascii="Times New Roman" w:hAnsi="Times New Roman" w:cs="Times New Roman"/>
+                <w:sz w:val="26"/>
+                <w:szCs w:val="26"/>
+                <w:lang w:val="en-US"/>
+              </w:rPr>
+              <w:t xml:space="preserve"> </w:t>
+            </w:r>
+            <w:r>
+              <w:rPr>
+                <w:rFonts w:ascii="Times New Roman" w:hAnsi="Times New Roman" w:cs="Times New Roman"/>
+                <w:sz w:val="26"/>
+                <w:szCs w:val="26"/>
+              </w:rPr>
+              <w:t>Cung cấp chức năng CRUD cho danh mục thuốc, loại thuốc và đơn vị tính. Người dùng có thể thiết lập ngưỡng cảnh báo, tìm kiếm và tra cứu thông tin thuốc một cách nhanh chóng.</w:t>
+            </w:r>
+          </w:p>
           <w:p>
             <w:pPr>
               <w:rPr>
@@ -650,7 +1182,24 @@
                 <w:sz w:val="26"/>
                 <w:szCs w:val="26"/>
               </w:rPr>
-              <w:t>Bao gồm việc thiết kế, phát triển và triển khai ứng dụng quản lý kho dược phẩm theo tiêu chuẩn GSP.</w:t>
+              <w:t>Quản lý Nhập/Xuất Kho và Tồn Kho:</w:t>
+            </w:r>
+            <w:r>
+              <w:rPr>
+                <w:rFonts w:ascii="Times New Roman" w:hAnsi="Times New Roman" w:cs="Times New Roman"/>
+                <w:sz w:val="26"/>
+                <w:szCs w:val="26"/>
+                <w:lang w:val="en-US"/>
+              </w:rPr>
+              <w:t xml:space="preserve"> </w:t>
+            </w:r>
+            <w:r>
+              <w:rPr>
+                <w:rFonts w:ascii="Times New Roman" w:hAnsi="Times New Roman" w:cs="Times New Roman"/>
+                <w:sz w:val="26"/>
+                <w:szCs w:val="26"/>
+              </w:rPr>
+              <w:t>Thực hiện nghiệp vụ nhập – xuất kho theo nguyên tắc FEFO, tự động cập nhật tồn kho, quản lý lô thuốc, xem phiếu nhập – xuất, thống kê tồn kho và hiển thị cảnh báo thuốc sắp hết hạn hoặc quá hạn.</w:t>
             </w:r>
           </w:p>
           <w:p>
@@ -677,16 +1226,50 @@
                 <w:sz w:val="26"/>
                 <w:szCs w:val="26"/>
               </w:rPr>
-              <w:t>Phạm vi dự án bao gồm các chức năng: quản trị người dùng, quản lý danh mục thuốc và nguyên liệu</w:t>
-            </w:r>
-            <w:r>
-              <w:rPr>
-                <w:rFonts w:ascii="Times New Roman" w:hAnsi="Times New Roman" w:cs="Times New Roman"/>
-                <w:sz w:val="26"/>
-                <w:szCs w:val="26"/>
-                <w:lang w:val="en-US"/>
-              </w:rPr>
-              <w:t>.</w:t>
+              <w:t>Phạm vi Kỹ thuật:</w:t>
+            </w:r>
+            <w:r>
+              <w:rPr>
+                <w:rFonts w:ascii="Times New Roman" w:hAnsi="Times New Roman" w:cs="Times New Roman"/>
+                <w:sz w:val="26"/>
+                <w:szCs w:val="26"/>
+                <w:lang w:val="en-US"/>
+              </w:rPr>
+              <w:t xml:space="preserve"> </w:t>
+            </w:r>
+            <w:r>
+              <w:rPr>
+                <w:rFonts w:ascii="Times New Roman" w:hAnsi="Times New Roman" w:cs="Times New Roman"/>
+                <w:sz w:val="26"/>
+                <w:szCs w:val="26"/>
+              </w:rPr>
+              <w:t>Dự án sử dụng Node.js, Express</w:t>
+            </w:r>
+            <w:r>
+              <w:rPr>
+                <w:rFonts w:ascii="Times New Roman" w:hAnsi="Times New Roman" w:cs="Times New Roman"/>
+                <w:sz w:val="26"/>
+                <w:szCs w:val="26"/>
+                <w:lang w:val="en-US"/>
+              </w:rPr>
+              <w:t xml:space="preserve"> </w:t>
+            </w:r>
+            <w:r>
+              <w:rPr>
+                <w:rFonts w:ascii="Times New Roman" w:hAnsi="Times New Roman" w:cs="Times New Roman"/>
+                <w:sz w:val="26"/>
+                <w:szCs w:val="26"/>
+              </w:rPr>
+              <w:t xml:space="preserve">cho backend, PostgreSQL làm cơ sở dữ liệu và giao diện được xây dựng bằng </w:t>
+            </w:r>
+            <w:r>
+              <w:rPr>
+                <w:rFonts w:ascii="Times New Roman" w:hAnsi="Times New Roman" w:cs="Times New Roman"/>
+                <w:sz w:val="26"/>
+                <w:szCs w:val="26"/>
+                <w:lang w:val="en-US"/>
+              </w:rPr>
+              <w:t>Flutter.</w:t>
             </w:r>
           </w:p>
         </w:tc>
@@ -1312,6 +1895,15 @@
                 <w:rFonts w:ascii="Times New Roman" w:hAnsi="Times New Roman" w:cs="Times New Roman"/>
                 <w:sz w:val="26"/>
                 <w:szCs w:val="26"/>
+                <w:lang w:val="en-US"/>
+              </w:rPr>
+              <w:t xml:space="preserve">Giai đoạn 1: </w:t>
+            </w:r>
+            <w:r>
+              <w:rPr>
+                <w:rFonts w:ascii="Times New Roman" w:hAnsi="Times New Roman" w:cs="Times New Roman"/>
+                <w:sz w:val="26"/>
+                <w:szCs w:val="26"/>
               </w:rPr>
               <w:t>Khảo sát yêu cầu và phân tích hệ thống</w:t>
             </w:r>
@@ -1337,7 +1929,7 @@
                 <w:szCs w:val="26"/>
                 <w:lang w:val="en-US"/>
               </w:rPr>
-              <w:t>Tuần 1</w:t>
+              <w:t>01/09/2020 – 05/09/2025</w:t>
             </w:r>
           </w:p>
         </w:tc>
@@ -1390,8 +1982,17 @@
                 <w:rFonts w:ascii="Times New Roman" w:hAnsi="Times New Roman" w:cs="Times New Roman"/>
                 <w:sz w:val="26"/>
                 <w:szCs w:val="26"/>
-              </w:rPr>
-              <w:t>Hoàn thành bản đặc tả yêu cầu</w:t>
+                <w:lang w:val="en-US"/>
+              </w:rPr>
+              <w:t xml:space="preserve">Giai đoạn 2: </w:t>
+            </w:r>
+            <w:r>
+              <w:rPr>
+                <w:rFonts w:ascii="Times New Roman" w:hAnsi="Times New Roman" w:cs="Times New Roman"/>
+                <w:sz w:val="26"/>
+                <w:szCs w:val="26"/>
+              </w:rPr>
+              <w:t>Phát triển Backend</w:t>
             </w:r>
           </w:p>
         </w:tc>
@@ -1415,7 +2016,7 @@
                 <w:szCs w:val="26"/>
                 <w:lang w:val="en-US"/>
               </w:rPr>
-              <w:t>Tuần 2</w:t>
+              <w:t>08/09/2025 – 03/10/2025</w:t>
             </w:r>
           </w:p>
         </w:tc>
@@ -1448,84 +2049,6 @@
                 <w:lang w:val="en-US"/>
               </w:rPr>
               <w:t>3</w:t>
-            </w:r>
-          </w:p>
-        </w:tc>
-        <w:tc>
-          <w:tcPr>
-            <w:tcW w:w="5306" w:type="dxa"/>
-          </w:tcPr>
-          <w:p>
-            <w:pPr>
-              <w:rPr>
-                <w:rFonts w:ascii="Times New Roman" w:hAnsi="Times New Roman" w:cs="Times New Roman"/>
-                <w:sz w:val="26"/>
-                <w:szCs w:val="26"/>
-              </w:rPr>
-            </w:pPr>
-            <w:r>
-              <w:rPr>
-                <w:rFonts w:ascii="Times New Roman" w:hAnsi="Times New Roman" w:cs="Times New Roman"/>
-                <w:sz w:val="26"/>
-                <w:szCs w:val="26"/>
-              </w:rPr>
-              <w:t>Thiết kế sơ đồ luồng dữ liệu và cơ sở dữ liệu</w:t>
-            </w:r>
-          </w:p>
-        </w:tc>
-        <w:tc>
-          <w:tcPr>
-            <w:tcW w:w="3006" w:type="dxa"/>
-          </w:tcPr>
-          <w:p>
-            <w:pPr>
-              <w:rPr>
-                <w:rFonts w:ascii="Times New Roman" w:hAnsi="Times New Roman" w:cs="Times New Roman"/>
-                <w:sz w:val="26"/>
-                <w:szCs w:val="26"/>
-                <w:lang w:val="en-US"/>
-              </w:rPr>
-            </w:pPr>
-            <w:r>
-              <w:rPr>
-                <w:rFonts w:ascii="Times New Roman" w:hAnsi="Times New Roman" w:cs="Times New Roman"/>
-                <w:sz w:val="26"/>
-                <w:szCs w:val="26"/>
-                <w:lang w:val="en-US"/>
-              </w:rPr>
-              <w:t>Tuần 3</w:t>
-            </w:r>
-          </w:p>
-        </w:tc>
-      </w:tr>
-      <w:tr>
-        <w:tc>
-          <w:tcPr>
-            <w:tcW w:w="704" w:type="dxa"/>
-          </w:tcPr>
-          <w:p>
-            <w:pPr>
-              <w:rPr>
-                <w:rStyle w:val="Strong"/>
-                <w:rFonts w:ascii="Times New Roman" w:hAnsi="Times New Roman" w:cs="Times New Roman"/>
-                <w:b w:val="0"/>
-                <w:bCs w:val="0"/>
-                <w:sz w:val="26"/>
-                <w:szCs w:val="26"/>
-                <w:lang w:val="en-US"/>
-              </w:rPr>
-            </w:pPr>
-            <w:r>
-              <w:rPr>
-                <w:rStyle w:val="Strong"/>
-                <w:rFonts w:ascii="Times New Roman" w:hAnsi="Times New Roman" w:cs="Times New Roman"/>
-                <w:b w:val="0"/>
-                <w:bCs w:val="0"/>
-                <w:sz w:val="26"/>
-                <w:szCs w:val="26"/>
-                <w:lang w:val="en-US"/>
-              </w:rPr>
-              <w:t>4</w:t>
             </w:r>
           </w:p>
         </w:tc>
@@ -1581,61 +2104,24 @@
               </w:rPr>
             </w:pPr>
           </w:p>
-          <w:tbl>
-            <w:tblPr>
-              <w:tblW w:w="0" w:type="auto"/>
-              <w:tblCellSpacing w:w="15" w:type="dxa"/>
-              <w:tblCellMar>
-                <w:top w:w="15" w:type="dxa"/>
-                <w:left w:w="15" w:type="dxa"/>
-                <w:bottom w:w="15" w:type="dxa"/>
-                <w:right w:w="15" w:type="dxa"/>
-              </w:tblCellMar>
-              <w:tblLook w:val="04A0" w:firstRow="1" w:lastRow="0" w:firstColumn="1" w:lastColumn="0" w:noHBand="0" w:noVBand="1"/>
-            </w:tblPr>
-            <w:tblGrid>
-              <w:gridCol w:w="4555"/>
-            </w:tblGrid>
-            <w:tr>
-              <w:trPr>
-                <w:tblCellSpacing w:w="15" w:type="dxa"/>
-              </w:trPr>
-              <w:tc>
-                <w:tcPr>
-                  <w:tcW w:w="0" w:type="auto"/>
-                  <w:vAlign w:val="center"/>
-                  <w:hideMark/>
-                </w:tcPr>
-                <w:p>
-                  <w:pPr>
-                    <w:spacing w:after="0" w:line="240" w:lineRule="auto"/>
-                    <w:rPr>
-                      <w:rFonts w:ascii="Times New Roman" w:hAnsi="Times New Roman" w:cs="Times New Roman"/>
-                      <w:sz w:val="26"/>
-                      <w:szCs w:val="26"/>
-                    </w:rPr>
-                  </w:pPr>
-                  <w:r>
-                    <w:rPr>
-                      <w:rFonts w:ascii="Times New Roman" w:hAnsi="Times New Roman" w:cs="Times New Roman"/>
-                      <w:sz w:val="26"/>
-                      <w:szCs w:val="26"/>
-                    </w:rPr>
-                    <w:t>Thiết kế giao diện người dùng và mô hình ứng dụng</w:t>
-                  </w:r>
-                </w:p>
-              </w:tc>
-            </w:tr>
-          </w:tbl>
-          <w:p>
-            <w:pPr>
-              <w:rPr>
-                <w:rFonts w:ascii="Times New Roman" w:hAnsi="Times New Roman" w:cs="Times New Roman"/>
-                <w:sz w:val="26"/>
-                <w:szCs w:val="26"/>
-                <w:lang w:val="en-US"/>
-              </w:rPr>
-            </w:pPr>
+          <w:p>
+            <w:pPr>
+              <w:rPr>
+                <w:rFonts w:ascii="Times New Roman" w:hAnsi="Times New Roman" w:cs="Times New Roman"/>
+                <w:sz w:val="26"/>
+                <w:szCs w:val="26"/>
+                <w:lang w:val="en-US"/>
+              </w:rPr>
+            </w:pPr>
+            <w:r>
+              <w:rPr>
+                <w:rFonts w:ascii="Times New Roman" w:hAnsi="Times New Roman" w:cs="Times New Roman"/>
+                <w:sz w:val="26"/>
+                <w:szCs w:val="26"/>
+                <w:lang w:val="en-US"/>
+              </w:rPr>
+              <w:t>Giai đoạn 3: Phát triển frontend</w:t>
+            </w:r>
           </w:p>
         </w:tc>
         <w:tc>
@@ -1658,7 +2144,7 @@
                 <w:szCs w:val="26"/>
                 <w:lang w:val="en-US"/>
               </w:rPr>
-              <w:t>Tuần 4</w:t>
+              <w:t>06/10/2025 – 17/10/2025</w:t>
             </w:r>
           </w:p>
         </w:tc>
@@ -1690,7 +2176,7 @@
                 <w:szCs w:val="26"/>
                 <w:lang w:val="en-US"/>
               </w:rPr>
-              <w:t>5</w:t>
+              <w:t>4</w:t>
             </w:r>
           </w:p>
         </w:tc>
@@ -1704,15 +2190,17 @@
                 <w:rFonts w:ascii="Times New Roman" w:hAnsi="Times New Roman" w:cs="Times New Roman"/>
                 <w:sz w:val="26"/>
                 <w:szCs w:val="26"/>
-              </w:rPr>
-            </w:pPr>
-            <w:r>
-              <w:rPr>
-                <w:rFonts w:ascii="Times New Roman" w:hAnsi="Times New Roman" w:cs="Times New Roman"/>
-                <w:sz w:val="26"/>
-                <w:szCs w:val="26"/>
-              </w:rPr>
-              <w:t>Xây dựng cơ sở dữ liệu và cấu trúc chương trình</w:t>
+                <w:lang w:val="en-US"/>
+              </w:rPr>
+            </w:pPr>
+            <w:r>
+              <w:rPr>
+                <w:rFonts w:ascii="Times New Roman" w:hAnsi="Times New Roman" w:cs="Times New Roman"/>
+                <w:sz w:val="26"/>
+                <w:szCs w:val="26"/>
+                <w:lang w:val="en-US"/>
+              </w:rPr>
+              <w:t>Giai đoạn 4: Tích hợp và kiểm thử</w:t>
             </w:r>
           </w:p>
         </w:tc>
@@ -1736,7 +2224,7 @@
                 <w:szCs w:val="26"/>
                 <w:lang w:val="en-US"/>
               </w:rPr>
-              <w:t>Tuần 5</w:t>
+              <w:t>20/10/2025 – 24/10/2025</w:t>
             </w:r>
           </w:p>
         </w:tc>
@@ -1768,7 +2256,7 @@
                 <w:szCs w:val="26"/>
                 <w:lang w:val="en-US"/>
               </w:rPr>
-              <w:t>6</w:t>
+              <w:t>5</w:t>
             </w:r>
           </w:p>
         </w:tc>
@@ -1837,7 +2325,7 @@
               <w:tblLook w:val="04A0" w:firstRow="1" w:lastRow="0" w:firstColumn="1" w:lastColumn="0" w:noHBand="0" w:noVBand="1"/>
             </w:tblPr>
             <w:tblGrid>
-              <w:gridCol w:w="4555"/>
+              <w:gridCol w:w="3679"/>
             </w:tblGrid>
             <w:tr>
               <w:trPr>
@@ -1856,6 +2344,7 @@
                       <w:rFonts w:ascii="Times New Roman" w:hAnsi="Times New Roman" w:cs="Times New Roman"/>
                       <w:sz w:val="26"/>
                       <w:szCs w:val="26"/>
+                      <w:lang w:val="en-US"/>
                     </w:rPr>
                   </w:pPr>
                   <w:r>
@@ -1863,8 +2352,9 @@
                       <w:rFonts w:ascii="Times New Roman" w:hAnsi="Times New Roman" w:cs="Times New Roman"/>
                       <w:sz w:val="26"/>
                       <w:szCs w:val="26"/>
+                      <w:lang w:val="en-US"/>
                     </w:rPr>
-                    <w:t>Lập trình các chức năng chính (quản lý người dùng, thuốc)</w:t>
+                    <w:t>Giai đoạn 5: Triển khai và báo cáo</w:t>
                   </w:r>
                 </w:p>
               </w:tc>
@@ -1900,302 +2390,41 @@
                 <w:szCs w:val="26"/>
                 <w:lang w:val="en-US"/>
               </w:rPr>
-              <w:t>Tuần 6</w:t>
-            </w:r>
-          </w:p>
-        </w:tc>
-      </w:tr>
-      <w:tr>
-        <w:tc>
-          <w:tcPr>
-            <w:tcW w:w="704" w:type="dxa"/>
-          </w:tcPr>
-          <w:p>
-            <w:pPr>
-              <w:rPr>
-                <w:rStyle w:val="Strong"/>
-                <w:rFonts w:ascii="Times New Roman" w:hAnsi="Times New Roman" w:cs="Times New Roman"/>
-                <w:b w:val="0"/>
-                <w:bCs w:val="0"/>
-                <w:sz w:val="26"/>
-                <w:szCs w:val="26"/>
-                <w:lang w:val="en-US"/>
-              </w:rPr>
-            </w:pPr>
-            <w:r>
-              <w:rPr>
-                <w:rStyle w:val="Strong"/>
-                <w:rFonts w:ascii="Times New Roman" w:hAnsi="Times New Roman" w:cs="Times New Roman"/>
-                <w:b w:val="0"/>
-                <w:bCs w:val="0"/>
-                <w:sz w:val="26"/>
-                <w:szCs w:val="26"/>
-                <w:lang w:val="en-US"/>
-              </w:rPr>
-              <w:t>7</w:t>
-            </w:r>
-          </w:p>
-        </w:tc>
-        <w:tc>
-          <w:tcPr>
-            <w:tcW w:w="5306" w:type="dxa"/>
-          </w:tcPr>
-          <w:tbl>
-            <w:tblPr>
-              <w:tblW w:w="0" w:type="auto"/>
-              <w:tblCellSpacing w:w="15" w:type="dxa"/>
-              <w:tblCellMar>
-                <w:top w:w="15" w:type="dxa"/>
-                <w:left w:w="15" w:type="dxa"/>
-                <w:bottom w:w="15" w:type="dxa"/>
-                <w:right w:w="15" w:type="dxa"/>
-              </w:tblCellMar>
-              <w:tblLook w:val="04A0" w:firstRow="1" w:lastRow="0" w:firstColumn="1" w:lastColumn="0" w:noHBand="0" w:noVBand="1"/>
-            </w:tblPr>
-            <w:tblGrid>
-              <w:gridCol w:w="96"/>
-            </w:tblGrid>
-            <w:tr>
-              <w:trPr>
-                <w:tblCellSpacing w:w="15" w:type="dxa"/>
-              </w:trPr>
-              <w:tc>
-                <w:tcPr>
-                  <w:tcW w:w="0" w:type="auto"/>
-                  <w:vAlign w:val="center"/>
-                  <w:hideMark/>
-                </w:tcPr>
-                <w:p>
-                  <w:pPr>
-                    <w:spacing w:after="0" w:line="240" w:lineRule="auto"/>
-                    <w:rPr>
-                      <w:rFonts w:ascii="Times New Roman" w:hAnsi="Times New Roman" w:cs="Times New Roman"/>
-                      <w:sz w:val="26"/>
-                      <w:szCs w:val="26"/>
-                    </w:rPr>
-                  </w:pPr>
-                </w:p>
-              </w:tc>
-            </w:tr>
-          </w:tbl>
-          <w:p>
-            <w:pPr>
-              <w:rPr>
-                <w:rFonts w:ascii="Times New Roman" w:hAnsi="Times New Roman" w:cs="Times New Roman"/>
-                <w:vanish/>
-                <w:sz w:val="26"/>
-                <w:szCs w:val="26"/>
-              </w:rPr>
-            </w:pPr>
-          </w:p>
-          <w:p>
-            <w:pPr>
-              <w:rPr>
-                <w:rFonts w:ascii="Times New Roman" w:hAnsi="Times New Roman" w:cs="Times New Roman"/>
-                <w:sz w:val="26"/>
-                <w:szCs w:val="26"/>
-              </w:rPr>
-            </w:pPr>
-            <w:r>
-              <w:rPr>
-                <w:rFonts w:ascii="Times New Roman" w:hAnsi="Times New Roman" w:cs="Times New Roman"/>
-                <w:sz w:val="26"/>
-                <w:szCs w:val="26"/>
-              </w:rPr>
-              <w:t>Báo cáo và trình bày kết quả dự án</w:t>
-            </w:r>
-          </w:p>
-        </w:tc>
-        <w:tc>
-          <w:tcPr>
-            <w:tcW w:w="3006" w:type="dxa"/>
-          </w:tcPr>
-          <w:p>
-            <w:pPr>
-              <w:rPr>
-                <w:rFonts w:ascii="Times New Roman" w:hAnsi="Times New Roman" w:cs="Times New Roman"/>
-                <w:sz w:val="26"/>
-                <w:szCs w:val="26"/>
-                <w:lang w:val="en-US"/>
-              </w:rPr>
-            </w:pPr>
-            <w:r>
-              <w:rPr>
-                <w:rFonts w:ascii="Times New Roman" w:hAnsi="Times New Roman" w:cs="Times New Roman"/>
-                <w:sz w:val="26"/>
-                <w:szCs w:val="26"/>
-                <w:lang w:val="en-US"/>
-              </w:rPr>
-              <w:t>Tuần 7</w:t>
-            </w:r>
-          </w:p>
-        </w:tc>
-      </w:tr>
-      <w:tr>
-        <w:tc>
-          <w:tcPr>
-            <w:tcW w:w="704" w:type="dxa"/>
-          </w:tcPr>
-          <w:p>
-            <w:pPr>
-              <w:rPr>
-                <w:rStyle w:val="Strong"/>
-                <w:rFonts w:ascii="Times New Roman" w:hAnsi="Times New Roman" w:cs="Times New Roman"/>
-                <w:b w:val="0"/>
-                <w:bCs w:val="0"/>
-                <w:sz w:val="26"/>
-                <w:szCs w:val="26"/>
-                <w:lang w:val="en-US"/>
-              </w:rPr>
-            </w:pPr>
-            <w:r>
-              <w:rPr>
-                <w:rStyle w:val="Strong"/>
-                <w:rFonts w:ascii="Times New Roman" w:hAnsi="Times New Roman" w:cs="Times New Roman"/>
-                <w:b w:val="0"/>
-                <w:bCs w:val="0"/>
-                <w:sz w:val="26"/>
-                <w:szCs w:val="26"/>
-                <w:lang w:val="en-US"/>
-              </w:rPr>
-              <w:t>8</w:t>
-            </w:r>
-          </w:p>
-        </w:tc>
-        <w:tc>
-          <w:tcPr>
-            <w:tcW w:w="5306" w:type="dxa"/>
-          </w:tcPr>
-          <w:tbl>
-            <w:tblPr>
-              <w:tblW w:w="0" w:type="auto"/>
-              <w:tblCellSpacing w:w="15" w:type="dxa"/>
-              <w:tblCellMar>
-                <w:top w:w="15" w:type="dxa"/>
-                <w:left w:w="15" w:type="dxa"/>
-                <w:bottom w:w="15" w:type="dxa"/>
-                <w:right w:w="15" w:type="dxa"/>
-              </w:tblCellMar>
-              <w:tblLook w:val="04A0" w:firstRow="1" w:lastRow="0" w:firstColumn="1" w:lastColumn="0" w:noHBand="0" w:noVBand="1"/>
-            </w:tblPr>
-            <w:tblGrid>
-              <w:gridCol w:w="96"/>
-            </w:tblGrid>
-            <w:tr>
-              <w:trPr>
-                <w:tblCellSpacing w:w="15" w:type="dxa"/>
-              </w:trPr>
-              <w:tc>
-                <w:tcPr>
-                  <w:tcW w:w="0" w:type="auto"/>
-                  <w:vAlign w:val="center"/>
-                  <w:hideMark/>
-                </w:tcPr>
-                <w:p>
-                  <w:pPr>
-                    <w:spacing w:after="0" w:line="240" w:lineRule="auto"/>
-                    <w:rPr>
-                      <w:rFonts w:ascii="Times New Roman" w:hAnsi="Times New Roman" w:cs="Times New Roman"/>
-                      <w:sz w:val="26"/>
-                      <w:szCs w:val="26"/>
-                    </w:rPr>
-                  </w:pPr>
-                </w:p>
-              </w:tc>
-            </w:tr>
-          </w:tbl>
-          <w:p>
-            <w:pPr>
-              <w:rPr>
-                <w:rFonts w:ascii="Times New Roman" w:hAnsi="Times New Roman" w:cs="Times New Roman"/>
-                <w:vanish/>
-                <w:sz w:val="26"/>
-                <w:szCs w:val="26"/>
-              </w:rPr>
-            </w:pPr>
-          </w:p>
-          <w:tbl>
-            <w:tblPr>
-              <w:tblW w:w="0" w:type="auto"/>
-              <w:tblCellSpacing w:w="15" w:type="dxa"/>
-              <w:tblCellMar>
-                <w:top w:w="15" w:type="dxa"/>
-                <w:left w:w="15" w:type="dxa"/>
-                <w:bottom w:w="15" w:type="dxa"/>
-                <w:right w:w="15" w:type="dxa"/>
-              </w:tblCellMar>
-              <w:tblLook w:val="04A0" w:firstRow="1" w:lastRow="0" w:firstColumn="1" w:lastColumn="0" w:noHBand="0" w:noVBand="1"/>
-            </w:tblPr>
-            <w:tblGrid>
-              <w:gridCol w:w="4555"/>
-            </w:tblGrid>
-            <w:tr>
-              <w:trPr>
-                <w:tblCellSpacing w:w="15" w:type="dxa"/>
-              </w:trPr>
-              <w:tc>
-                <w:tcPr>
-                  <w:tcW w:w="0" w:type="auto"/>
-                  <w:vAlign w:val="center"/>
-                  <w:hideMark/>
-                </w:tcPr>
-                <w:p>
-                  <w:pPr>
-                    <w:spacing w:after="0" w:line="240" w:lineRule="auto"/>
-                    <w:rPr>
-                      <w:rFonts w:ascii="Times New Roman" w:hAnsi="Times New Roman" w:cs="Times New Roman"/>
-                      <w:sz w:val="26"/>
-                      <w:szCs w:val="26"/>
-                    </w:rPr>
-                  </w:pPr>
-                  <w:r>
-                    <w:rPr>
-                      <w:rFonts w:ascii="Times New Roman" w:hAnsi="Times New Roman" w:cs="Times New Roman"/>
-                      <w:sz w:val="26"/>
-                      <w:szCs w:val="26"/>
-                    </w:rPr>
-                    <w:t>Hoàn thiện báo cáo cuối cùng và nộp cho giảng viên</w:t>
-                  </w:r>
-                </w:p>
-              </w:tc>
-            </w:tr>
-          </w:tbl>
-          <w:p>
-            <w:pPr>
-              <w:rPr>
-                <w:rFonts w:ascii="Times New Roman" w:hAnsi="Times New Roman" w:cs="Times New Roman"/>
-                <w:sz w:val="26"/>
-                <w:szCs w:val="26"/>
-              </w:rPr>
-            </w:pPr>
-          </w:p>
-        </w:tc>
-        <w:tc>
-          <w:tcPr>
-            <w:tcW w:w="3006" w:type="dxa"/>
-          </w:tcPr>
-          <w:p>
-            <w:pPr>
-              <w:rPr>
-                <w:rFonts w:ascii="Times New Roman" w:hAnsi="Times New Roman" w:cs="Times New Roman"/>
-                <w:sz w:val="26"/>
-                <w:szCs w:val="26"/>
-                <w:lang w:val="en-US"/>
-              </w:rPr>
-            </w:pPr>
-            <w:r>
-              <w:rPr>
-                <w:rFonts w:ascii="Times New Roman" w:hAnsi="Times New Roman" w:cs="Times New Roman"/>
-                <w:sz w:val="26"/>
-                <w:szCs w:val="26"/>
-                <w:lang w:val="en-US"/>
-              </w:rPr>
-              <w:t>Tuần 8</w:t>
+              <w:t>29/10/2025 – 31/10/2025</w:t>
             </w:r>
           </w:p>
         </w:tc>
       </w:tr>
     </w:tbl>
+    <w:p>
+      <w:pPr>
+        <w:rPr>
+          <w:rFonts w:ascii="Times New Roman" w:hAnsi="Times New Roman" w:cs="Times New Roman"/>
+          <w:sz w:val="26"/>
+          <w:szCs w:val="26"/>
+          <w:lang w:val="en-US"/>
+        </w:rPr>
+      </w:pPr>
+    </w:p>
+    <w:p>
+      <w:pPr>
+        <w:rPr>
+          <w:rFonts w:ascii="Times New Roman" w:hAnsi="Times New Roman" w:cs="Times New Roman"/>
+          <w:sz w:val="26"/>
+          <w:szCs w:val="26"/>
+          <w:lang w:val="en-US"/>
+        </w:rPr>
+      </w:pPr>
+      <w:r>
+        <w:rPr>
+          <w:rFonts w:ascii="Times New Roman" w:hAnsi="Times New Roman" w:cs="Times New Roman"/>
+          <w:sz w:val="26"/>
+          <w:szCs w:val="26"/>
+          <w:lang w:val="en-US"/>
+        </w:rPr>
+        <w:br w:type="page"/>
+      </w:r>
+    </w:p>
     <w:p>
       <w:pPr>
         <w:rPr>
@@ -2412,7 +2641,6 @@
                 <w:sz w:val="26"/>
                 <w:szCs w:val="26"/>
               </w:rPr>
-              <w:lastRenderedPageBreak/>
               <w:t>Trung bình</w:t>
             </w:r>
           </w:p>
@@ -2553,6 +2781,25 @@
         </w:rPr>
       </w:pPr>
     </w:p>
+    <w:p>
+      <w:pPr>
+        <w:rPr>
+          <w:rFonts w:ascii="Times New Roman" w:hAnsi="Times New Roman" w:cs="Times New Roman"/>
+          <w:sz w:val="26"/>
+          <w:szCs w:val="26"/>
+          <w:lang w:val="en-US"/>
+        </w:rPr>
+      </w:pPr>
+      <w:r>
+        <w:rPr>
+          <w:rFonts w:ascii="Times New Roman" w:hAnsi="Times New Roman" w:cs="Times New Roman"/>
+          <w:sz w:val="26"/>
+          <w:szCs w:val="26"/>
+          <w:lang w:val="en-US"/>
+        </w:rPr>
+        <w:br w:type="page"/>
+      </w:r>
+    </w:p>
     <w:tbl>
       <w:tblPr>
         <w:tblStyle w:val="TableGrid"/>
@@ -2583,6 +2830,7 @@
                 <w:sz w:val="26"/>
                 <w:szCs w:val="26"/>
               </w:rPr>
+              <w:lastRenderedPageBreak/>
               <w:t xml:space="preserve">8.0 CÁC RỦI RO </w:t>
             </w:r>
           </w:p>
@@ -3115,7 +3363,6 @@
                 <w:sz w:val="26"/>
                 <w:szCs w:val="26"/>
               </w:rPr>
-              <w:lastRenderedPageBreak/>
               <w:t>Giao tiếp hiệu quả giữa các thành viên nhóm trong suốt quá trình thực hiện.</w:t>
             </w:r>
           </w:p>
@@ -3183,6 +3430,24 @@
           <w:sz w:val="26"/>
           <w:szCs w:val="26"/>
         </w:rPr>
+        <w:br w:type="page"/>
+      </w:r>
+    </w:p>
+    <w:p>
+      <w:pPr>
+        <w:rPr>
+          <w:rFonts w:ascii="Times New Roman" w:hAnsi="Times New Roman" w:cs="Times New Roman"/>
+          <w:sz w:val="26"/>
+          <w:szCs w:val="26"/>
+        </w:rPr>
+      </w:pPr>
+      <w:r>
+        <w:rPr>
+          <w:rFonts w:ascii="Times New Roman" w:hAnsi="Times New Roman" w:cs="Times New Roman"/>
+          <w:sz w:val="26"/>
+          <w:szCs w:val="26"/>
+        </w:rPr>
+        <w:lastRenderedPageBreak/>
         <w:t xml:space="preserve">11.0 PHÊ DUYỆT DỰ ÁN </w:t>
       </w:r>
     </w:p>
